--- a/base/pacotes/placon-arminio-tavares/preliminar-placon-arminio-tavares.docx
+++ b/base/pacotes/placon-arminio-tavares/preliminar-placon-arminio-tavares.docx
@@ -46,7 +46,7 @@
           <w:i/>
           <w:sz w:val="20"/>
         </w:rPr>
-        <w:t>Gerado em 14/04/2026 às 07:43</w:t>
+        <w:t>Gerado em 14/04/2026 às 08:53</w:t>
       </w:r>
     </w:p>
     <w:p/>
@@ -1399,7 +1399,7 @@
           <w:i/>
           <w:sz w:val="20"/>
         </w:rPr>
-        <w:t>Custos calibrados a partir de 197 amostras de 0 projetos similares.</w:t>
+        <w:t>Custos calibrados a partir de 1045 amostras de 0 projetos similares.</w:t>
       </w:r>
     </w:p>
     <w:tbl>
@@ -1518,7 +1518,7 @@
                 <w:rFonts w:ascii="Arial" w:hAnsi="Arial"/>
                 <w:sz w:val="18"/>
               </w:rPr>
-              <w:t>R$ 1.570.943</w:t>
+              <w:t>R$ 919.832</w:t>
             </w:r>
           </w:p>
         </w:tc>
@@ -1532,7 +1532,7 @@
                 <w:rFonts w:ascii="Arial" w:hAnsi="Arial"/>
                 <w:sz w:val="18"/>
               </w:rPr>
-              <w:t>384,12</w:t>
+              <w:t>224,91</w:t>
             </w:r>
           </w:p>
         </w:tc>
@@ -1546,7 +1546,7 @@
                 <w:rFonts w:ascii="Arial" w:hAnsi="Arial"/>
                 <w:sz w:val="18"/>
               </w:rPr>
-              <w:t>12.3%</w:t>
+              <w:t>7.6%</w:t>
             </w:r>
           </w:p>
         </w:tc>
@@ -1560,7 +1560,7 @@
                 <w:rFonts w:ascii="Arial" w:hAnsi="Arial"/>
                 <w:sz w:val="18"/>
               </w:rPr>
-              <w:t>14</w:t>
+              <w:t>131</w:t>
             </w:r>
           </w:p>
         </w:tc>
@@ -1590,7 +1590,7 @@
                 <w:rFonts w:ascii="Arial" w:hAnsi="Arial"/>
                 <w:sz w:val="18"/>
               </w:rPr>
-              <w:t>R$ 444.430</w:t>
+              <w:t>R$ 87.952</w:t>
             </w:r>
           </w:p>
         </w:tc>
@@ -1604,7 +1604,7 @@
                 <w:rFonts w:ascii="Arial" w:hAnsi="Arial"/>
                 <w:sz w:val="18"/>
               </w:rPr>
-              <w:t>108,67</w:t>
+              <w:t>21,51</w:t>
             </w:r>
           </w:p>
         </w:tc>
@@ -1618,7 +1618,7 @@
                 <w:rFonts w:ascii="Arial" w:hAnsi="Arial"/>
                 <w:sz w:val="18"/>
               </w:rPr>
-              <w:t>3.5%</w:t>
+              <w:t>0.7%</w:t>
             </w:r>
           </w:p>
         </w:tc>
@@ -1632,7 +1632,7 @@
                 <w:rFonts w:ascii="Arial" w:hAnsi="Arial"/>
                 <w:sz w:val="18"/>
               </w:rPr>
-              <w:t>14</w:t>
+              <w:t>58</w:t>
             </w:r>
           </w:p>
         </w:tc>
@@ -1662,7 +1662,7 @@
                 <w:rFonts w:ascii="Arial" w:hAnsi="Arial"/>
                 <w:sz w:val="18"/>
               </w:rPr>
-              <w:t>R$ 757.089</w:t>
+              <w:t>R$ 800.202</w:t>
             </w:r>
           </w:p>
         </w:tc>
@@ -1676,7 +1676,7 @@
                 <w:rFonts w:ascii="Arial" w:hAnsi="Arial"/>
                 <w:sz w:val="18"/>
               </w:rPr>
-              <w:t>185,12</w:t>
+              <w:t>195,66</w:t>
             </w:r>
           </w:p>
         </w:tc>
@@ -1690,7 +1690,7 @@
                 <w:rFonts w:ascii="Arial" w:hAnsi="Arial"/>
                 <w:sz w:val="18"/>
               </w:rPr>
-              <w:t>5.9%</w:t>
+              <w:t>6.6%</w:t>
             </w:r>
           </w:p>
         </w:tc>
@@ -1704,7 +1704,7 @@
                 <w:rFonts w:ascii="Arial" w:hAnsi="Arial"/>
                 <w:sz w:val="18"/>
               </w:rPr>
-              <w:t>14</w:t>
+              <w:t>63</w:t>
             </w:r>
           </w:p>
         </w:tc>
@@ -1734,7 +1734,7 @@
                 <w:rFonts w:ascii="Arial" w:hAnsi="Arial"/>
                 <w:sz w:val="18"/>
               </w:rPr>
-              <w:t>R$ 2.677.213</w:t>
+              <w:t>R$ 2.687.589</w:t>
             </w:r>
           </w:p>
         </w:tc>
@@ -1748,7 +1748,7 @@
                 <w:rFonts w:ascii="Arial" w:hAnsi="Arial"/>
                 <w:sz w:val="18"/>
               </w:rPr>
-              <w:t>654,62</w:t>
+              <w:t>657,16</w:t>
             </w:r>
           </w:p>
         </w:tc>
@@ -1762,7 +1762,7 @@
                 <w:rFonts w:ascii="Arial" w:hAnsi="Arial"/>
                 <w:sz w:val="18"/>
               </w:rPr>
-              <w:t>20.9%</w:t>
+              <w:t>22.1%</w:t>
             </w:r>
           </w:p>
         </w:tc>
@@ -1776,7 +1776,7 @@
                 <w:rFonts w:ascii="Arial" w:hAnsi="Arial"/>
                 <w:sz w:val="18"/>
               </w:rPr>
-              <w:t>14</w:t>
+              <w:t>56</w:t>
             </w:r>
           </w:p>
         </w:tc>
@@ -1806,7 +1806,7 @@
                 <w:rFonts w:ascii="Arial" w:hAnsi="Arial"/>
                 <w:sz w:val="18"/>
               </w:rPr>
-              <w:t>R$ 524.875</w:t>
+              <w:t>R$ 621.870</w:t>
             </w:r>
           </w:p>
         </w:tc>
@@ -1820,7 +1820,7 @@
                 <w:rFonts w:ascii="Arial" w:hAnsi="Arial"/>
                 <w:sz w:val="18"/>
               </w:rPr>
-              <w:t>128,34</w:t>
+              <w:t>152,06</w:t>
             </w:r>
           </w:p>
         </w:tc>
@@ -1834,7 +1834,7 @@
                 <w:rFonts w:ascii="Arial" w:hAnsi="Arial"/>
                 <w:sz w:val="18"/>
               </w:rPr>
-              <w:t>4.1%</w:t>
+              <w:t>5.1%</w:t>
             </w:r>
           </w:p>
         </w:tc>
@@ -1848,7 +1848,7 @@
                 <w:rFonts w:ascii="Arial" w:hAnsi="Arial"/>
                 <w:sz w:val="18"/>
               </w:rPr>
-              <w:t>14</w:t>
+              <w:t>130</w:t>
             </w:r>
           </w:p>
         </w:tc>
@@ -1878,7 +1878,7 @@
                 <w:rFonts w:ascii="Arial" w:hAnsi="Arial"/>
                 <w:sz w:val="18"/>
               </w:rPr>
-              <w:t>R$ 275.034</w:t>
+              <w:t>R$ 250.257</w:t>
             </w:r>
           </w:p>
         </w:tc>
@@ -1892,7 +1892,7 @@
                 <w:rFonts w:ascii="Arial" w:hAnsi="Arial"/>
                 <w:sz w:val="18"/>
               </w:rPr>
-              <w:t>67,25</w:t>
+              <w:t>61,19</w:t>
             </w:r>
           </w:p>
         </w:tc>
@@ -1920,7 +1920,7 @@
                 <w:rFonts w:ascii="Arial" w:hAnsi="Arial"/>
                 <w:sz w:val="18"/>
               </w:rPr>
-              <w:t>11</w:t>
+              <w:t>61</w:t>
             </w:r>
           </w:p>
         </w:tc>
@@ -1950,7 +1950,7 @@
                 <w:rFonts w:ascii="Arial" w:hAnsi="Arial"/>
                 <w:sz w:val="18"/>
               </w:rPr>
-              <w:t>R$ 1.215.587</w:t>
+              <w:t>R$ 1.127.374</w:t>
             </w:r>
           </w:p>
         </w:tc>
@@ -1964,7 +1964,7 @@
                 <w:rFonts w:ascii="Arial" w:hAnsi="Arial"/>
                 <w:sz w:val="18"/>
               </w:rPr>
-              <w:t>297,23</w:t>
+              <w:t>275,66</w:t>
             </w:r>
           </w:p>
         </w:tc>
@@ -1978,7 +1978,7 @@
                 <w:rFonts w:ascii="Arial" w:hAnsi="Arial"/>
                 <w:sz w:val="18"/>
               </w:rPr>
-              <w:t>9.5%</w:t>
+              <w:t>9.3%</w:t>
             </w:r>
           </w:p>
         </w:tc>
@@ -1992,7 +1992,7 @@
                 <w:rFonts w:ascii="Arial" w:hAnsi="Arial"/>
                 <w:sz w:val="18"/>
               </w:rPr>
-              <w:t>12</w:t>
+              <w:t>80</w:t>
             </w:r>
           </w:p>
         </w:tc>
@@ -2022,7 +2022,7 @@
                 <w:rFonts w:ascii="Arial" w:hAnsi="Arial"/>
                 <w:sz w:val="18"/>
               </w:rPr>
-              <w:t>R$ 714.965</w:t>
+              <w:t>R$ 667.337</w:t>
             </w:r>
           </w:p>
         </w:tc>
@@ -2036,7 +2036,7 @@
                 <w:rFonts w:ascii="Arial" w:hAnsi="Arial"/>
                 <w:sz w:val="18"/>
               </w:rPr>
-              <w:t>174,82</w:t>
+              <w:t>163,17</w:t>
             </w:r>
           </w:p>
         </w:tc>
@@ -2050,7 +2050,7 @@
                 <w:rFonts w:ascii="Arial" w:hAnsi="Arial"/>
                 <w:sz w:val="18"/>
               </w:rPr>
-              <w:t>5.6%</w:t>
+              <w:t>5.5%</w:t>
             </w:r>
           </w:p>
         </w:tc>
@@ -2064,7 +2064,7 @@
                 <w:rFonts w:ascii="Arial" w:hAnsi="Arial"/>
                 <w:sz w:val="18"/>
               </w:rPr>
-              <w:t>13</w:t>
+              <w:t>59</w:t>
             </w:r>
           </w:p>
         </w:tc>
@@ -2094,7 +2094,7 @@
                 <w:rFonts w:ascii="Arial" w:hAnsi="Arial"/>
                 <w:sz w:val="18"/>
               </w:rPr>
-              <w:t>R$ 134.511</w:t>
+              <w:t>R$ 160.502</w:t>
             </w:r>
           </w:p>
         </w:tc>
@@ -2108,7 +2108,7 @@
                 <w:rFonts w:ascii="Arial" w:hAnsi="Arial"/>
                 <w:sz w:val="18"/>
               </w:rPr>
-              <w:t>32,89</w:t>
+              <w:t>39,25</w:t>
             </w:r>
           </w:p>
         </w:tc>
@@ -2122,7 +2122,7 @@
                 <w:rFonts w:ascii="Arial" w:hAnsi="Arial"/>
                 <w:sz w:val="18"/>
               </w:rPr>
-              <w:t>1.1%</w:t>
+              <w:t>1.3%</w:t>
             </w:r>
           </w:p>
         </w:tc>
@@ -2136,7 +2136,7 @@
                 <w:rFonts w:ascii="Arial" w:hAnsi="Arial"/>
                 <w:sz w:val="18"/>
               </w:rPr>
-              <w:t>4</w:t>
+              <w:t>18</w:t>
             </w:r>
           </w:p>
         </w:tc>
@@ -2166,7 +2166,7 @@
                 <w:rFonts w:ascii="Arial" w:hAnsi="Arial"/>
                 <w:sz w:val="18"/>
               </w:rPr>
-              <w:t>R$ 194.303</w:t>
+              <w:t>R$ 383.622</w:t>
             </w:r>
           </w:p>
         </w:tc>
@@ -2180,7 +2180,7 @@
                 <w:rFonts w:ascii="Arial" w:hAnsi="Arial"/>
                 <w:sz w:val="18"/>
               </w:rPr>
-              <w:t>47,51</w:t>
+              <w:t>93,80</w:t>
             </w:r>
           </w:p>
         </w:tc>
@@ -2194,7 +2194,7 @@
                 <w:rFonts w:ascii="Arial" w:hAnsi="Arial"/>
                 <w:sz w:val="18"/>
               </w:rPr>
-              <w:t>1.5%</w:t>
+              <w:t>3.2%</w:t>
             </w:r>
           </w:p>
         </w:tc>
@@ -2208,7 +2208,7 @@
                 <w:rFonts w:ascii="Arial" w:hAnsi="Arial"/>
                 <w:sz w:val="18"/>
               </w:rPr>
-              <w:t>4</w:t>
+              <w:t>61</w:t>
             </w:r>
           </w:p>
         </w:tc>
@@ -2238,7 +2238,7 @@
                 <w:rFonts w:ascii="Arial" w:hAnsi="Arial"/>
                 <w:sz w:val="18"/>
               </w:rPr>
-              <w:t>R$ 245.792</w:t>
+              <w:t>R$ 257.940</w:t>
             </w:r>
           </w:p>
         </w:tc>
@@ -2252,7 +2252,7 @@
                 <w:rFonts w:ascii="Arial" w:hAnsi="Arial"/>
                 <w:sz w:val="18"/>
               </w:rPr>
-              <w:t>60,10</w:t>
+              <w:t>63,07</w:t>
             </w:r>
           </w:p>
         </w:tc>
@@ -2266,7 +2266,7 @@
                 <w:rFonts w:ascii="Arial" w:hAnsi="Arial"/>
                 <w:sz w:val="18"/>
               </w:rPr>
-              <w:t>1.9%</w:t>
+              <w:t>2.1%</w:t>
             </w:r>
           </w:p>
         </w:tc>
@@ -2280,7 +2280,7 @@
                 <w:rFonts w:ascii="Arial" w:hAnsi="Arial"/>
                 <w:sz w:val="18"/>
               </w:rPr>
-              <w:t>11</w:t>
+              <w:t>35</w:t>
             </w:r>
           </w:p>
         </w:tc>
@@ -2310,7 +2310,7 @@
                 <w:rFonts w:ascii="Arial" w:hAnsi="Arial"/>
                 <w:sz w:val="18"/>
               </w:rPr>
-              <w:t>R$ 654.641</w:t>
+              <w:t>R$ 825.622</w:t>
             </w:r>
           </w:p>
         </w:tc>
@@ -2324,7 +2324,7 @@
                 <w:rFonts w:ascii="Arial" w:hAnsi="Arial"/>
                 <w:sz w:val="18"/>
               </w:rPr>
-              <w:t>160,07</w:t>
+              <w:t>201,88</w:t>
             </w:r>
           </w:p>
         </w:tc>
@@ -2338,7 +2338,7 @@
                 <w:rFonts w:ascii="Arial" w:hAnsi="Arial"/>
                 <w:sz w:val="18"/>
               </w:rPr>
-              <w:t>5.1%</w:t>
+              <w:t>6.8%</w:t>
             </w:r>
           </w:p>
         </w:tc>
@@ -2352,7 +2352,7 @@
                 <w:rFonts w:ascii="Arial" w:hAnsi="Arial"/>
                 <w:sz w:val="18"/>
               </w:rPr>
-              <w:t>10</w:t>
+              <w:t>42</w:t>
             </w:r>
           </w:p>
         </w:tc>
@@ -2382,7 +2382,7 @@
                 <w:rFonts w:ascii="Arial" w:hAnsi="Arial"/>
                 <w:sz w:val="18"/>
               </w:rPr>
-              <w:t>R$ 551.090</w:t>
+              <w:t>R$ 511.137</w:t>
             </w:r>
           </w:p>
         </w:tc>
@@ -2396,7 +2396,7 @@
                 <w:rFonts w:ascii="Arial" w:hAnsi="Arial"/>
                 <w:sz w:val="18"/>
               </w:rPr>
-              <w:t>134,75</w:t>
+              <w:t>124,98</w:t>
             </w:r>
           </w:p>
         </w:tc>
@@ -2410,7 +2410,7 @@
                 <w:rFonts w:ascii="Arial" w:hAnsi="Arial"/>
                 <w:sz w:val="18"/>
               </w:rPr>
-              <w:t>4.3%</w:t>
+              <w:t>4.2%</w:t>
             </w:r>
           </w:p>
         </w:tc>
@@ -2424,7 +2424,7 @@
                 <w:rFonts w:ascii="Arial" w:hAnsi="Arial"/>
                 <w:sz w:val="18"/>
               </w:rPr>
-              <w:t>11</w:t>
+              <w:t>61</w:t>
             </w:r>
           </w:p>
         </w:tc>
@@ -2454,7 +2454,7 @@
                 <w:rFonts w:ascii="Arial" w:hAnsi="Arial"/>
                 <w:sz w:val="18"/>
               </w:rPr>
-              <w:t>R$ 1.135.797</w:t>
+              <w:t>R$ 1.260.069</w:t>
             </w:r>
           </w:p>
         </w:tc>
@@ -2468,7 +2468,7 @@
                 <w:rFonts w:ascii="Arial" w:hAnsi="Arial"/>
                 <w:sz w:val="18"/>
               </w:rPr>
-              <w:t>277,72</w:t>
+              <w:t>308,11</w:t>
             </w:r>
           </w:p>
         </w:tc>
@@ -2482,7 +2482,7 @@
                 <w:rFonts w:ascii="Arial" w:hAnsi="Arial"/>
                 <w:sz w:val="18"/>
               </w:rPr>
-              <w:t>8.9%</w:t>
+              <w:t>10.4%</w:t>
             </w:r>
           </w:p>
         </w:tc>
@@ -2496,7 +2496,7 @@
                 <w:rFonts w:ascii="Arial" w:hAnsi="Arial"/>
                 <w:sz w:val="18"/>
               </w:rPr>
-              <w:t>14</w:t>
+              <w:t>56</w:t>
             </w:r>
           </w:p>
         </w:tc>
@@ -2526,7 +2526,7 @@
                 <w:rFonts w:ascii="Arial" w:hAnsi="Arial"/>
                 <w:sz w:val="18"/>
               </w:rPr>
-              <w:t>R$ 196.552</w:t>
+              <w:t>R$ 136.252</w:t>
             </w:r>
           </w:p>
         </w:tc>
@@ -2540,7 +2540,7 @@
                 <w:rFonts w:ascii="Arial" w:hAnsi="Arial"/>
                 <w:sz w:val="18"/>
               </w:rPr>
-              <w:t>48,06</w:t>
+              <w:t>33,32</w:t>
             </w:r>
           </w:p>
         </w:tc>
@@ -2554,7 +2554,7 @@
                 <w:rFonts w:ascii="Arial" w:hAnsi="Arial"/>
                 <w:sz w:val="18"/>
               </w:rPr>
-              <w:t>1.5%</w:t>
+              <w:t>1.1%</w:t>
             </w:r>
           </w:p>
         </w:tc>
@@ -2568,7 +2568,7 @@
                 <w:rFonts w:ascii="Arial" w:hAnsi="Arial"/>
                 <w:sz w:val="18"/>
               </w:rPr>
-              <w:t>9</w:t>
+              <w:t>21</w:t>
             </w:r>
           </w:p>
         </w:tc>
@@ -2598,7 +2598,7 @@
                 <w:rFonts w:ascii="Arial" w:hAnsi="Arial"/>
                 <w:sz w:val="18"/>
               </w:rPr>
-              <w:t>R$ 577.264</w:t>
+              <w:t>R$ 549.960</w:t>
             </w:r>
           </w:p>
         </w:tc>
@@ -2612,7 +2612,7 @@
                 <w:rFonts w:ascii="Arial" w:hAnsi="Arial"/>
                 <w:sz w:val="18"/>
               </w:rPr>
-              <w:t>141,15</w:t>
+              <w:t>134,47</w:t>
             </w:r>
           </w:p>
         </w:tc>
@@ -2640,7 +2640,7 @@
                 <w:rFonts w:ascii="Arial" w:hAnsi="Arial"/>
                 <w:sz w:val="18"/>
               </w:rPr>
-              <w:t>9</w:t>
+              <w:t>33</w:t>
             </w:r>
           </w:p>
         </w:tc>
@@ -2670,7 +2670,7 @@
                 <w:rFonts w:ascii="Arial" w:hAnsi="Arial"/>
                 <w:sz w:val="18"/>
               </w:rPr>
-              <w:t>R$ 745.801</w:t>
+              <w:t>R$ 714.777</w:t>
             </w:r>
           </w:p>
         </w:tc>
@@ -2684,7 +2684,7 @@
                 <w:rFonts w:ascii="Arial" w:hAnsi="Arial"/>
                 <w:sz w:val="18"/>
               </w:rPr>
-              <w:t>182,36</w:t>
+              <w:t>174,77</w:t>
             </w:r>
           </w:p>
         </w:tc>
@@ -2698,7 +2698,7 @@
                 <w:rFonts w:ascii="Arial" w:hAnsi="Arial"/>
                 <w:sz w:val="18"/>
               </w:rPr>
-              <w:t>5.8%</w:t>
+              <w:t>5.9%</w:t>
             </w:r>
           </w:p>
         </w:tc>
@@ -2712,7 +2712,7 @@
                 <w:rFonts w:ascii="Arial" w:hAnsi="Arial"/>
                 <w:sz w:val="18"/>
               </w:rPr>
-              <w:t>11</w:t>
+              <w:t>57</w:t>
             </w:r>
           </w:p>
         </w:tc>
@@ -2742,7 +2742,7 @@
                 <w:rFonts w:ascii="Arial" w:hAnsi="Arial"/>
                 <w:sz w:val="18"/>
               </w:rPr>
-              <w:t>R$ 191.685</w:t>
+              <w:t>R$ 208.109</w:t>
             </w:r>
           </w:p>
         </w:tc>
@@ -2756,7 +2756,7 @@
                 <w:rFonts w:ascii="Arial" w:hAnsi="Arial"/>
                 <w:sz w:val="18"/>
               </w:rPr>
-              <w:t>46,87</w:t>
+              <w:t>50,89</w:t>
             </w:r>
           </w:p>
         </w:tc>
@@ -2770,7 +2770,7 @@
                 <w:rFonts w:ascii="Arial" w:hAnsi="Arial"/>
                 <w:sz w:val="18"/>
               </w:rPr>
-              <w:t>1.5%</w:t>
+              <w:t>1.7%</w:t>
             </w:r>
           </w:p>
         </w:tc>
@@ -2784,7 +2784,7 @@
                 <w:rFonts w:ascii="Arial" w:hAnsi="Arial"/>
                 <w:sz w:val="18"/>
               </w:rPr>
-              <w:t>8</w:t>
+              <w:t>23</w:t>
             </w:r>
           </w:p>
         </w:tc>
@@ -2814,7 +2814,7 @@
                 <w:rFonts w:ascii="Arial" w:hAnsi="Arial"/>
                 <w:sz w:val="18"/>
               </w:rPr>
-              <w:t>R$ 12.807.572</w:t>
+              <w:t>R$ 12.170.404</w:t>
             </w:r>
           </w:p>
         </w:tc>
@@ -2828,7 +2828,7 @@
                 <w:rFonts w:ascii="Arial" w:hAnsi="Arial"/>
                 <w:sz w:val="18"/>
               </w:rPr>
-              <w:t>3.131,65</w:t>
+              <w:t>2.975,85</w:t>
             </w:r>
           </w:p>
         </w:tc>
@@ -3870,7 +3870,7 @@
           <w:i w:val="0"/>
           <w:sz w:val="20"/>
         </w:rPr>
-        <w:t>R$/m² estimado: 3.131,65</w:t>
+        <w:t>R$/m² estimado: 2.975,85</w:t>
       </w:r>
     </w:p>
     <w:p>
@@ -3881,7 +3881,7 @@
           <w:i w:val="0"/>
           <w:sz w:val="20"/>
         </w:rPr>
-        <w:t>Total estimado: R$ 12.807.572</w:t>
+        <w:t>Total estimado: R$ 12.170.404</w:t>
       </w:r>
     </w:p>
     <w:p/>
@@ -3893,7 +3893,7 @@
           <w:i/>
           <w:sz w:val="16"/>
         </w:rPr>
-        <w:t>Memorial gerado automaticamente por gerar_memorial_pacote.py em 14/04/2026 07:43</w:t>
+        <w:t>Memorial gerado automaticamente por gerar_memorial_pacote.py em 14/04/2026 08:53</w:t>
       </w:r>
     </w:p>
     <w:sectPr>
